--- a/SegundoAno/MatematicaBasica/TerceiroTrimestre/AvaliacaoMatematicaBasicaTerceiroTrimestre/Recuperacao/RecuperacaoMatematica2anoTerceiroTrimestre2025.docx
+++ b/SegundoAno/MatematicaBasica/TerceiroTrimestre/AvaliacaoMatematicaBasicaTerceiroTrimestre/Recuperacao/RecuperacaoMatematica2anoTerceiroTrimestre2025.docx
@@ -212,6 +212,7 @@
         <w:t xml:space="preserve">                                     </w:t>
       </w:r>
     </w:p>
+    <w:bookmarkStart w:id="0" w:name="_GoBack"/>
     <w:p>
       <w:pPr>
         <w:spacing w:after="0"/>
@@ -310,6 +311,7 @@
         </mc:AlternateContent>
       </w:r>
     </w:p>
+    <w:bookmarkEnd w:id="0"/>
     <w:p>
       <w:pPr>
         <w:spacing w:after="0"/>
@@ -467,7 +469,14 @@
           <w:rFonts w:ascii="Times New Roman" w:hAnsi="Times New Roman" w:cs="Times New Roman"/>
           <w:highlight w:val="yellow"/>
         </w:rPr>
-        <w:t>AVALIAÇÃO DE MATEMÁTIC</w:t>
+        <w:t>RECUPERAÇÃO</w:t>
+      </w:r>
+      <w:r>
+        <w:rPr>
+          <w:rFonts w:ascii="Times New Roman" w:hAnsi="Times New Roman" w:cs="Times New Roman"/>
+          <w:highlight w:val="yellow"/>
+        </w:rPr>
+        <w:t xml:space="preserve"> DE MATEMÁTIC</w:t>
       </w:r>
       <w:r>
         <w:rPr>
@@ -655,6 +664,7 @@
         <w:jc w:val="both"/>
         <w:rPr>
           <w:rFonts w:ascii="Arial" w:hAnsi="Arial" w:cs="Arial"/>
+          <w:b/>
           <w:sz w:val="22"/>
           <w:szCs w:val="22"/>
         </w:rPr>
@@ -705,7 +715,16 @@
           <w:sz w:val="22"/>
           <w:szCs w:val="22"/>
         </w:rPr>
-        <w:t xml:space="preserve"> de horas dormidas. Mostre como fez o cálculo.</w:t>
+        <w:t xml:space="preserve"> de horas dormidas. </w:t>
+      </w:r>
+      <w:r>
+        <w:rPr>
+          <w:rFonts w:ascii="Arial" w:hAnsi="Arial" w:cs="Arial"/>
+          <w:b/>
+          <w:sz w:val="22"/>
+          <w:szCs w:val="22"/>
+        </w:rPr>
+        <w:t>Mostre como fez o cálculo.</w:t>
       </w:r>
     </w:p>
     <w:p>
@@ -755,7 +774,15 @@
           <w:rFonts w:ascii="Arial" w:eastAsia="Times New Roman" w:hAnsi="Arial" w:cs="Arial"/>
           <w:lang w:eastAsia="pt-BR"/>
         </w:rPr>
-        <w:t xml:space="preserve"> dessas notas. Explique os passos.</w:t>
+        <w:t xml:space="preserve"> dessas notas</w:t>
+      </w:r>
+      <w:r>
+        <w:rPr>
+          <w:rFonts w:ascii="Arial" w:eastAsia="Times New Roman" w:hAnsi="Arial" w:cs="Arial"/>
+          <w:b/>
+          <w:lang w:eastAsia="pt-BR"/>
+        </w:rPr>
+        <w:t>. Explique os passos.</w:t>
       </w:r>
     </w:p>
     <w:p>
@@ -764,6 +791,7 @@
         <w:jc w:val="both"/>
         <w:rPr>
           <w:rFonts w:ascii="Arial" w:eastAsia="Times New Roman" w:hAnsi="Arial" w:cs="Arial"/>
+          <w:b/>
           <w:lang w:eastAsia="pt-BR"/>
         </w:rPr>
       </w:pPr>
@@ -805,7 +833,15 @@
           <w:rFonts w:ascii="Arial" w:eastAsia="Times New Roman" w:hAnsi="Arial" w:cs="Arial"/>
           <w:lang w:eastAsia="pt-BR"/>
         </w:rPr>
-        <w:t xml:space="preserve"> dessas idades? Mostre sua justificativa.</w:t>
+        <w:t xml:space="preserve"> dessas idades?</w:t>
+      </w:r>
+      <w:r>
+        <w:rPr>
+          <w:rFonts w:ascii="Arial" w:eastAsia="Times New Roman" w:hAnsi="Arial" w:cs="Arial"/>
+          <w:b/>
+          <w:lang w:eastAsia="pt-BR"/>
+        </w:rPr>
+        <w:t xml:space="preserve"> Mostre sua justificativa.</w:t>
       </w:r>
     </w:p>
     <w:p>
@@ -905,7 +941,15 @@
           <w:rFonts w:ascii="Arial" w:eastAsia="Times New Roman" w:hAnsi="Arial" w:cs="Arial"/>
           <w:lang w:eastAsia="pt-BR"/>
         </w:rPr>
-        <w:t xml:space="preserve"> dos pesos. Explique.</w:t>
+        <w:t xml:space="preserve"> dos pesos. </w:t>
+      </w:r>
+      <w:r>
+        <w:rPr>
+          <w:rFonts w:ascii="Arial" w:eastAsia="Times New Roman" w:hAnsi="Arial" w:cs="Arial"/>
+          <w:b/>
+          <w:lang w:eastAsia="pt-BR"/>
+        </w:rPr>
+        <w:t>Explique.</w:t>
       </w:r>
     </w:p>
     <w:p>
@@ -914,6 +958,7 @@
         <w:jc w:val="both"/>
         <w:rPr>
           <w:rFonts w:ascii="Arial" w:eastAsia="Times New Roman" w:hAnsi="Arial" w:cs="Arial"/>
+          <w:b/>
           <w:lang w:eastAsia="pt-BR"/>
         </w:rPr>
       </w:pPr>
@@ -955,7 +1000,15 @@
           <w:lang w:eastAsia="pt-BR"/>
         </w:rPr>
         <w:br/>
-        <w:t>Qual é a idade da quinta pessoa? Mostre o raciocínio.</w:t>
+        <w:t xml:space="preserve">Qual é a idade da quinta pessoa? </w:t>
+      </w:r>
+      <w:r>
+        <w:rPr>
+          <w:rFonts w:ascii="Arial" w:eastAsia="Times New Roman" w:hAnsi="Arial" w:cs="Arial"/>
+          <w:b/>
+          <w:lang w:eastAsia="pt-BR"/>
+        </w:rPr>
+        <w:t>Mostre o raciocínio.</w:t>
       </w:r>
     </w:p>
     <w:p>
@@ -981,7 +1034,21 @@
           <w:rFonts w:ascii="Arial" w:eastAsia="Times New Roman" w:hAnsi="Arial" w:cs="Arial"/>
           <w:lang w:eastAsia="pt-BR"/>
         </w:rPr>
-        <w:t xml:space="preserve"> As notas de cinco estudantes foram: 6,5; 7,0; 8,0; 7,5 e </w:t>
+        <w:t xml:space="preserve"> As notas de cinco e</w:t>
+      </w:r>
+      <w:r>
+        <w:rPr>
+          <w:rFonts w:ascii="Arial" w:eastAsia="Times New Roman" w:hAnsi="Arial" w:cs="Arial"/>
+          <w:lang w:eastAsia="pt-BR"/>
+        </w:rPr>
+        <w:t xml:space="preserve">studantes foram: 6,5; 7,0; 8,0; </w:t>
+      </w:r>
+      <w:r>
+        <w:rPr>
+          <w:rFonts w:ascii="Arial" w:eastAsia="Times New Roman" w:hAnsi="Arial" w:cs="Arial"/>
+          <w:lang w:eastAsia="pt-BR"/>
+        </w:rPr>
+        <w:t xml:space="preserve">7,5 e </w:t>
       </w:r>
       <w:r>
         <w:rPr>
@@ -1037,7 +1104,15 @@
           <w:rFonts w:ascii="Arial" w:eastAsia="Times New Roman" w:hAnsi="Arial" w:cs="Arial"/>
           <w:lang w:eastAsia="pt-BR"/>
         </w:rPr>
-        <w:t>. Explique o motivo.</w:t>
+        <w:t xml:space="preserve">. </w:t>
+      </w:r>
+      <w:r>
+        <w:rPr>
+          <w:rFonts w:ascii="Arial" w:eastAsia="Times New Roman" w:hAnsi="Arial" w:cs="Arial"/>
+          <w:b/>
+          <w:lang w:eastAsia="pt-BR"/>
+        </w:rPr>
+        <w:t>Explique o motivo.</w:t>
       </w:r>
     </w:p>
     <w:p>
@@ -1081,8 +1156,6 @@
         </w:rPr>
         <w:t xml:space="preserve">, 2. </w:t>
       </w:r>
-      <w:bookmarkStart w:id="0" w:name="_GoBack"/>
-      <w:bookmarkEnd w:id="0"/>
       <w:r>
         <w:rPr>
           <w:rFonts w:ascii="Arial" w:eastAsia="Times New Roman" w:hAnsi="Arial" w:cs="Arial"/>
@@ -1120,7 +1193,15 @@
           <w:rFonts w:ascii="Arial" w:eastAsia="Times New Roman" w:hAnsi="Arial" w:cs="Arial"/>
           <w:lang w:eastAsia="pt-BR"/>
         </w:rPr>
-        <w:t>. Justifique.</w:t>
+        <w:t xml:space="preserve">. </w:t>
+      </w:r>
+      <w:r>
+        <w:rPr>
+          <w:rFonts w:ascii="Arial" w:eastAsia="Times New Roman" w:hAnsi="Arial" w:cs="Arial"/>
+          <w:b/>
+          <w:lang w:eastAsia="pt-BR"/>
+        </w:rPr>
+        <w:t>Justifique.</w:t>
       </w:r>
     </w:p>
     <w:p>
@@ -1194,7 +1275,15 @@
           <w:rFonts w:ascii="Arial" w:eastAsia="Times New Roman" w:hAnsi="Arial" w:cs="Arial"/>
           <w:lang w:eastAsia="pt-BR"/>
         </w:rPr>
-        <w:t>. Mostre os cálculos.</w:t>
+        <w:t xml:space="preserve">. </w:t>
+      </w:r>
+      <w:r>
+        <w:rPr>
+          <w:rFonts w:ascii="Arial" w:eastAsia="Times New Roman" w:hAnsi="Arial" w:cs="Arial"/>
+          <w:b/>
+          <w:lang w:eastAsia="pt-BR"/>
+        </w:rPr>
+        <w:t>Mostre os cálculos.</w:t>
       </w:r>
     </w:p>
     <w:p>
@@ -1276,7 +1365,15 @@
           <w:rFonts w:ascii="Arial" w:eastAsia="Times New Roman" w:hAnsi="Arial" w:cs="Arial"/>
           <w:lang w:eastAsia="pt-BR"/>
         </w:rPr>
-        <w:t>. Explique seu raciocínio.</w:t>
+        <w:t xml:space="preserve">. </w:t>
+      </w:r>
+      <w:r>
+        <w:rPr>
+          <w:rFonts w:ascii="Arial" w:eastAsia="Times New Roman" w:hAnsi="Arial" w:cs="Arial"/>
+          <w:b/>
+          <w:lang w:eastAsia="pt-BR"/>
+        </w:rPr>
+        <w:t>Explique seu raciocínio.</w:t>
       </w:r>
     </w:p>
     <w:p>
@@ -15769,7 +15866,7 @@
 </file>
 
 <file path=customXml/itemProps1.xml><?xml version="1.0" encoding="utf-8"?>
-<ds:datastoreItem xmlns:ds="http://schemas.openxmlformats.org/officeDocument/2006/customXml" ds:itemID="{1CF18506-DF85-416C-BD90-43403C1DA687}">
+<ds:datastoreItem xmlns:ds="http://schemas.openxmlformats.org/officeDocument/2006/customXml" ds:itemID="{F5FE16F5-7A0A-4BAB-AA29-8FCF001B0F22}">
   <ds:schemaRefs>
     <ds:schemaRef ds:uri="http://schemas.openxmlformats.org/officeDocument/2006/bibliography"/>
   </ds:schemaRefs>
